--- a/files/AgentNexus_Dev_Log.docx
+++ b/files/AgentNexus_Dev_Log.docx
@@ -9,602 +9,13 @@
       <w:proofErr w:type="spellStart"/>
       <w:r>
         <w:rPr>
-          <w:b/>
-          <w:bCs/>
-          <w:color w:val="1F3B57"/>
           <w:sz w:val="56"/>
           <w:szCs w:val="56"/>
         </w:rPr>
-        <w:t>ChatCraft</w:t>
+        <w:t>AgentNexus</w:t>
       </w:r>
       <w:proofErr w:type="spellEnd"/>
     </w:p>
-    <w:p>
-      <w:pPr>
-        <w:spacing w:after="200"/>
-      </w:pPr>
-      <w:r>
-        <w:rPr>
-          <w:color w:val="666666"/>
-          <w:sz w:val="26"/>
-          <w:szCs w:val="26"/>
-        </w:rPr>
-        <w:t>Development Log — Daily Notes &amp; Progress Tracker</w:t>
-      </w:r>
-    </w:p>
-    <w:p>
-      <w:pPr>
-        <w:pBdr>
-          <w:bottom w:val="single" w:sz="16" w:space="6" w:color="2E86AB"/>
-        </w:pBdr>
-        <w:spacing w:after="240"/>
-      </w:pPr>
-    </w:p>
-    <w:p>
-      <w:pPr>
-        <w:spacing w:after="120"/>
-      </w:pPr>
-      <w:r>
-        <w:t xml:space="preserve">Use this log to track daily progress on the </w:t>
-      </w:r>
-      <w:proofErr w:type="spellStart"/>
-      <w:r>
-        <w:t>ChatCraft</w:t>
-      </w:r>
-      <w:proofErr w:type="spellEnd"/>
-      <w:r>
-        <w:t xml:space="preserve"> platform (React frontend, Python/FastAPI backend). Copy the "Day" section at the bottom for each new entry, fill in the date and tasks, and update status as you go: ☐ Not started → ☐ In progress → ☑ Done.</w:t>
-      </w:r>
-    </w:p>
-    <w:p>
-      <w:pPr>
-        <w:pStyle w:val="Heading2"/>
-        <w:spacing w:before="300" w:after="120"/>
-      </w:pPr>
-      <w:r>
-        <w:t>Quick Links</w:t>
-      </w:r>
-    </w:p>
-    <w:p>
-      <w:pPr>
-        <w:pStyle w:val="ListParagraph"/>
-        <w:numPr>
-          <w:ilvl w:val="0"/>
-          <w:numId w:val="2"/>
-        </w:numPr>
-      </w:pPr>
-      <w:r>
-        <w:t>Project overview: PROJECT_OVERVIEW.md</w:t>
-      </w:r>
-    </w:p>
-    <w:p>
-      <w:pPr>
-        <w:pStyle w:val="ListParagraph"/>
-        <w:numPr>
-          <w:ilvl w:val="0"/>
-          <w:numId w:val="2"/>
-        </w:numPr>
-      </w:pPr>
-      <w:r>
-        <w:t>Architecture: ARCHITECTURE.md</w:t>
-      </w:r>
-    </w:p>
-    <w:p>
-      <w:pPr>
-        <w:pStyle w:val="ListParagraph"/>
-        <w:numPr>
-          <w:ilvl w:val="0"/>
-          <w:numId w:val="2"/>
-        </w:numPr>
-      </w:pPr>
-      <w:r>
-        <w:t>Database schema: DATABASE_SCHEMA.md</w:t>
-      </w:r>
-    </w:p>
-    <w:p>
-      <w:pPr>
-        <w:pStyle w:val="ListParagraph"/>
-        <w:numPr>
-          <w:ilvl w:val="0"/>
-          <w:numId w:val="2"/>
-        </w:numPr>
-      </w:pPr>
-      <w:r>
-        <w:t>Repo conventions: CLAUDE.md</w:t>
-      </w:r>
-    </w:p>
-    <w:p>
-      <w:pPr>
-        <w:pStyle w:val="Heading1"/>
-        <w:spacing w:before="400" w:after="100"/>
-      </w:pPr>
-      <w:r>
-        <w:t>Day 1 — Friday, July 24, 2026</w:t>
-      </w:r>
-    </w:p>
-    <w:p>
-      <w:pPr>
-        <w:spacing w:after="200"/>
-      </w:pPr>
-      <w:r>
-        <w:rPr>
-          <w:b/>
-          <w:bCs/>
-        </w:rPr>
-        <w:t xml:space="preserve">Focus: </w:t>
-      </w:r>
-      <w:r>
-        <w:t>Get the local dev environment running: install backend dependencies, generate and apply the first Alembic migration, start the FastAPI server, and verify auth end-to-end via Swagger.</w:t>
-      </w:r>
-    </w:p>
-    <w:p>
-      <w:pPr>
-        <w:pStyle w:val="Heading2"/>
-        <w:spacing w:before="300" w:after="120"/>
-      </w:pPr>
-      <w:r>
-        <w:t>Today's Tasks</w:t>
-      </w:r>
-    </w:p>
-    <w:tbl>
-      <w:tblPr>
-        <w:tblW w:w="10200" w:type="dxa"/>
-        <w:tblBorders>
-          <w:top w:val="single" w:sz="4" w:space="0" w:color="auto"/>
-          <w:left w:val="single" w:sz="4" w:space="0" w:color="auto"/>
-          <w:bottom w:val="single" w:sz="4" w:space="0" w:color="auto"/>
-          <w:right w:val="single" w:sz="4" w:space="0" w:color="auto"/>
-          <w:insideH w:val="single" w:sz="4" w:space="0" w:color="auto"/>
-          <w:insideV w:val="single" w:sz="4" w:space="0" w:color="auto"/>
-        </w:tblBorders>
-        <w:tblCellMar>
-          <w:left w:w="10" w:type="dxa"/>
-          <w:right w:w="10" w:type="dxa"/>
-        </w:tblCellMar>
-        <w:tblLook w:val="0000" w:firstRow="0" w:lastRow="0" w:firstColumn="0" w:lastColumn="0" w:noHBand="0" w:noVBand="0"/>
-      </w:tblPr>
-      <w:tblGrid>
-        <w:gridCol w:w="5400"/>
-        <w:gridCol w:w="1600"/>
-        <w:gridCol w:w="3200"/>
-      </w:tblGrid>
-      <w:tr>
-        <w:trPr>
-          <w:tblHeader/>
-        </w:trPr>
-        <w:tc>
-          <w:tcPr>
-            <w:tcW w:w="5400" w:type="dxa"/>
-            <w:shd w:val="clear" w:color="auto" w:fill="1F3B57"/>
-          </w:tcPr>
-          <w:p>
-            <w:r>
-              <w:rPr>
-                <w:b/>
-                <w:bCs/>
-                <w:color w:val="FFFFFF"/>
-                <w:sz w:val="20"/>
-                <w:szCs w:val="20"/>
-              </w:rPr>
-              <w:t>Task</w:t>
-            </w:r>
-          </w:p>
-        </w:tc>
-        <w:tc>
-          <w:tcPr>
-            <w:tcW w:w="1600" w:type="dxa"/>
-            <w:shd w:val="clear" w:color="auto" w:fill="1F3B57"/>
-          </w:tcPr>
-          <w:p>
-            <w:r>
-              <w:rPr>
-                <w:b/>
-                <w:bCs/>
-                <w:color w:val="FFFFFF"/>
-                <w:sz w:val="20"/>
-                <w:szCs w:val="20"/>
-              </w:rPr>
-              <w:t>Status</w:t>
-            </w:r>
-          </w:p>
-        </w:tc>
-        <w:tc>
-          <w:tcPr>
-            <w:tcW w:w="3200" w:type="dxa"/>
-            <w:shd w:val="clear" w:color="auto" w:fill="1F3B57"/>
-          </w:tcPr>
-          <w:p>
-            <w:r>
-              <w:rPr>
-                <w:b/>
-                <w:bCs/>
-                <w:color w:val="FFFFFF"/>
-                <w:sz w:val="20"/>
-                <w:szCs w:val="20"/>
-              </w:rPr>
-              <w:t>Notes</w:t>
-            </w:r>
-          </w:p>
-        </w:tc>
-      </w:tr>
-      <w:tr>
-        <w:tc>
-          <w:tcPr>
-            <w:tcW w:w="5400" w:type="dxa"/>
-          </w:tcPr>
-          <w:p>
-            <w:r>
-              <w:rPr>
-                <w:sz w:val="20"/>
-                <w:szCs w:val="20"/>
-              </w:rPr>
-              <w:t>Verify all Python packages actually installed (check real exit code, not just log output)</w:t>
-            </w:r>
-          </w:p>
-        </w:tc>
-        <w:tc>
-          <w:tcPr>
-            <w:tcW w:w="1600" w:type="dxa"/>
-          </w:tcPr>
-          <w:p>
-            <w:r>
-              <w:rPr>
-                <w:sz w:val="20"/>
-                <w:szCs w:val="20"/>
-              </w:rPr>
-              <w:t>☐ Not started</w:t>
-            </w:r>
-          </w:p>
-        </w:tc>
-        <w:tc>
-          <w:tcPr>
-            <w:tcW w:w="3200" w:type="dxa"/>
-          </w:tcPr>
-          <w:p/>
-        </w:tc>
-      </w:tr>
-      <w:tr>
-        <w:tc>
-          <w:tcPr>
-            <w:tcW w:w="5400" w:type="dxa"/>
-            <w:shd w:val="clear" w:color="auto" w:fill="EAF1F6"/>
-          </w:tcPr>
-          <w:p>
-            <w:r>
-              <w:rPr>
-                <w:sz w:val="20"/>
-                <w:szCs w:val="20"/>
-              </w:rPr>
-              <w:t>Generate first Alembic migration from models (alembic revision --autogenerate)</w:t>
-            </w:r>
-          </w:p>
-        </w:tc>
-        <w:tc>
-          <w:tcPr>
-            <w:tcW w:w="1600" w:type="dxa"/>
-            <w:shd w:val="clear" w:color="auto" w:fill="EAF1F6"/>
-          </w:tcPr>
-          <w:p>
-            <w:r>
-              <w:rPr>
-                <w:sz w:val="20"/>
-                <w:szCs w:val="20"/>
-              </w:rPr>
-              <w:t>☐ Not started</w:t>
-            </w:r>
-          </w:p>
-        </w:tc>
-        <w:tc>
-          <w:tcPr>
-            <w:tcW w:w="3200" w:type="dxa"/>
-            <w:shd w:val="clear" w:color="auto" w:fill="EAF1F6"/>
-          </w:tcPr>
-          <w:p/>
-        </w:tc>
-      </w:tr>
-      <w:tr>
-        <w:tc>
-          <w:tcPr>
-            <w:tcW w:w="5400" w:type="dxa"/>
-          </w:tcPr>
-          <w:p>
-            <w:r>
-              <w:rPr>
-                <w:sz w:val="20"/>
-                <w:szCs w:val="20"/>
-              </w:rPr>
-              <w:t>Apply migration to Postgres container (alembic upgrade head) — creates tables</w:t>
-            </w:r>
-          </w:p>
-        </w:tc>
-        <w:tc>
-          <w:tcPr>
-            <w:tcW w:w="1600" w:type="dxa"/>
-          </w:tcPr>
-          <w:p>
-            <w:r>
-              <w:rPr>
-                <w:sz w:val="20"/>
-                <w:szCs w:val="20"/>
-              </w:rPr>
-              <w:t>☐ Not started</w:t>
-            </w:r>
-          </w:p>
-        </w:tc>
-        <w:tc>
-          <w:tcPr>
-            <w:tcW w:w="3200" w:type="dxa"/>
-          </w:tcPr>
-          <w:p/>
-        </w:tc>
-      </w:tr>
-      <w:tr>
-        <w:tc>
-          <w:tcPr>
-            <w:tcW w:w="5400" w:type="dxa"/>
-            <w:shd w:val="clear" w:color="auto" w:fill="EAF1F6"/>
-          </w:tcPr>
-          <w:p>
-            <w:r>
-              <w:rPr>
-                <w:sz w:val="20"/>
-                <w:szCs w:val="20"/>
-              </w:rPr>
-              <w:t>Start backend (</w:t>
-            </w:r>
-            <w:proofErr w:type="spellStart"/>
-            <w:r>
-              <w:rPr>
-                <w:sz w:val="20"/>
-                <w:szCs w:val="20"/>
-              </w:rPr>
-              <w:t>uvicorn</w:t>
-            </w:r>
-            <w:proofErr w:type="spellEnd"/>
-            <w:r>
-              <w:rPr>
-                <w:sz w:val="20"/>
-                <w:szCs w:val="20"/>
-              </w:rPr>
-              <w:t xml:space="preserve"> </w:t>
-            </w:r>
-            <w:proofErr w:type="spellStart"/>
-            <w:proofErr w:type="gramStart"/>
-            <w:r>
-              <w:rPr>
-                <w:sz w:val="20"/>
-                <w:szCs w:val="20"/>
-              </w:rPr>
-              <w:t>app.main</w:t>
-            </w:r>
-            <w:proofErr w:type="gramEnd"/>
-            <w:r>
-              <w:rPr>
-                <w:sz w:val="20"/>
-                <w:szCs w:val="20"/>
-              </w:rPr>
-              <w:t>:app</w:t>
-            </w:r>
-            <w:proofErr w:type="spellEnd"/>
-            <w:r>
-              <w:rPr>
-                <w:sz w:val="20"/>
-                <w:szCs w:val="20"/>
-              </w:rPr>
-              <w:t xml:space="preserve"> --reload) and open http://localhost:8000/docs</w:t>
-            </w:r>
-          </w:p>
-        </w:tc>
-        <w:tc>
-          <w:tcPr>
-            <w:tcW w:w="1600" w:type="dxa"/>
-            <w:shd w:val="clear" w:color="auto" w:fill="EAF1F6"/>
-          </w:tcPr>
-          <w:p>
-            <w:r>
-              <w:rPr>
-                <w:sz w:val="20"/>
-                <w:szCs w:val="20"/>
-              </w:rPr>
-              <w:t>☐ Not started</w:t>
-            </w:r>
-          </w:p>
-        </w:tc>
-        <w:tc>
-          <w:tcPr>
-            <w:tcW w:w="3200" w:type="dxa"/>
-            <w:shd w:val="clear" w:color="auto" w:fill="EAF1F6"/>
-          </w:tcPr>
-          <w:p/>
-        </w:tc>
-      </w:tr>
-      <w:tr>
-        <w:tc>
-          <w:tcPr>
-            <w:tcW w:w="5400" w:type="dxa"/>
-          </w:tcPr>
-          <w:p>
-            <w:r>
-              <w:rPr>
-                <w:sz w:val="20"/>
-                <w:szCs w:val="20"/>
-              </w:rPr>
-              <w:t>Register a test business + user and log in via Swagger UI — verify auth end-to-end</w:t>
-            </w:r>
-          </w:p>
-        </w:tc>
-        <w:tc>
-          <w:tcPr>
-            <w:tcW w:w="1600" w:type="dxa"/>
-          </w:tcPr>
-          <w:p>
-            <w:r>
-              <w:rPr>
-                <w:sz w:val="20"/>
-                <w:szCs w:val="20"/>
-              </w:rPr>
-              <w:t>☐ Not started</w:t>
-            </w:r>
-          </w:p>
-        </w:tc>
-        <w:tc>
-          <w:tcPr>
-            <w:tcW w:w="3200" w:type="dxa"/>
-          </w:tcPr>
-          <w:p/>
-        </w:tc>
-      </w:tr>
-    </w:tbl>
-    <w:p>
-      <w:pPr>
-        <w:pStyle w:val="Heading2"/>
-        <w:spacing w:before="300" w:after="120"/>
-      </w:pPr>
-      <w:r>
-        <w:t>Note:</w:t>
-      </w:r>
-    </w:p>
-    <w:p>
-      <w:pPr>
-        <w:pStyle w:val="Heading2"/>
-        <w:spacing w:before="300" w:after="120"/>
-      </w:pPr>
-      <w:r>
-        <w:t>Command&gt;</w:t>
-      </w:r>
-    </w:p>
-    <w:p>
-      <w:pPr>
-        <w:pStyle w:val="Heading2"/>
-        <w:spacing w:before="300" w:after="120"/>
-      </w:pPr>
-      <w:r>
-        <w:t>Backend:</w:t>
-      </w:r>
-    </w:p>
-    <w:p>
-      <w:pPr>
-        <w:pStyle w:val="Heading2"/>
-        <w:spacing w:before="300" w:after="120"/>
-      </w:pPr>
-      <w:proofErr w:type="spellStart"/>
-      <w:r>
-        <w:t>Chatcraft</w:t>
-      </w:r>
-      <w:proofErr w:type="spellEnd"/>
-      <w:r>
-        <w:t>/backend&gt;</w:t>
-      </w:r>
-      <w:proofErr w:type="spellStart"/>
-      <w:r>
-        <w:t>uv</w:t>
-      </w:r>
-      <w:proofErr w:type="spellEnd"/>
-      <w:r>
-        <w:t xml:space="preserve"> run </w:t>
-      </w:r>
-      <w:proofErr w:type="spellStart"/>
-      <w:r>
-        <w:t>uvicorn</w:t>
-      </w:r>
-      <w:proofErr w:type="spellEnd"/>
-      <w:r>
-        <w:t xml:space="preserve"> </w:t>
-      </w:r>
-      <w:proofErr w:type="spellStart"/>
-      <w:proofErr w:type="gramStart"/>
-      <w:r>
-        <w:t>app.main</w:t>
-      </w:r>
-      <w:proofErr w:type="gramEnd"/>
-      <w:r>
-        <w:t>:app</w:t>
-      </w:r>
-      <w:proofErr w:type="spellEnd"/>
-      <w:r>
-        <w:t xml:space="preserve"> --reload --host 127.0.0.1 --port 8000</w:t>
-      </w:r>
-    </w:p>
-    <w:p>
-      <w:r>
-        <w:t>The backend is live at http://127.0.0.1:8000 and running with --reload, so any code edits will auto-restart it.</w:t>
-      </w:r>
-    </w:p>
-    <w:p/>
-    <w:p>
-      <w:r>
-        <w:lastRenderedPageBreak/>
-        <w:t xml:space="preserve">Open http://127.0.0.1:8000/docs in your browser — that's </w:t>
-      </w:r>
-      <w:proofErr w:type="spellStart"/>
-      <w:r>
-        <w:t>FastAPI's</w:t>
-      </w:r>
-      <w:proofErr w:type="spellEnd"/>
-      <w:r>
-        <w:t xml:space="preserve"> interactive Swagger UI. From there you can:</w:t>
-      </w:r>
-    </w:p>
-    <w:p>
-      <w:pPr>
-        <w:rPr>
-          <w:b/>
-          <w:bCs/>
-          <w:sz w:val="20"/>
-          <w:szCs w:val="20"/>
-        </w:rPr>
-      </w:pPr>
-    </w:p>
-    <w:p>
-      <w:pPr>
-        <w:rPr>
-          <w:sz w:val="20"/>
-          <w:szCs w:val="20"/>
-        </w:rPr>
-      </w:pPr>
-      <w:r>
-        <w:rPr>
-          <w:sz w:val="20"/>
-          <w:szCs w:val="20"/>
-        </w:rPr>
-        <w:t>1. Expand POST /api/auth/register, click "Try it out", fill in a business name/email/password, and execute — this creates your first business + owner user in the database.</w:t>
-      </w:r>
-    </w:p>
-    <w:p>
-      <w:pPr>
-        <w:rPr>
-          <w:sz w:val="20"/>
-          <w:szCs w:val="20"/>
-        </w:rPr>
-      </w:pPr>
-      <w:r>
-        <w:rPr>
-          <w:sz w:val="20"/>
-          <w:szCs w:val="20"/>
-        </w:rPr>
-        <w:t>2. Then use POST /api/auth/login with those same credentials to get a JWT.</w:t>
-      </w:r>
-    </w:p>
-    <w:p>
-      <w:r>
-        <w:t>3. Click the "Authorize" button (top right) and paste the token to unlock the authenticated endpoints (like GET /api/businesses/me).</w:t>
-      </w:r>
-    </w:p>
-    <w:p/>
-    <w:p>
-      <w:r>
-        <w:t xml:space="preserve">Try that and tell me what you see — if registration works end-to-end, we've verified the whole chain: FastAPI → </w:t>
-      </w:r>
-      <w:proofErr w:type="spellStart"/>
-      <w:r>
-        <w:t>SQLAlchemy</w:t>
-      </w:r>
-      <w:proofErr w:type="spellEnd"/>
-      <w:r>
-        <w:t xml:space="preserve"> → Postgres → JWT auth.</w:t>
-      </w:r>
-    </w:p>
-    <w:p/>
     <w:p>
       <w:pPr>
         <w:pBdr>
@@ -615,7 +26,19 @@
         </w:pBdr>
       </w:pPr>
       <w:r>
-        <w:t>1. Kill whatever's running on port 8000:</w:t>
+        <w:rPr>
+          <w:highlight w:val="yellow"/>
+        </w:rPr>
+        <w:t xml:space="preserve">Local </w:t>
+      </w:r>
+      <w:r>
+        <w:rPr>
+          <w:highlight w:val="yellow"/>
+        </w:rPr>
+        <w:t>Development Log —</w:t>
+      </w:r>
+      <w:r>
+        <w:t xml:space="preserve"> </w:t>
       </w:r>
     </w:p>
     <w:p>
@@ -628,37 +51,15 @@
         </w:pBdr>
       </w:pPr>
       <w:r>
-        <w:t>$conns = Get-</w:t>
-      </w:r>
-      <w:proofErr w:type="spellStart"/>
-      <w:r>
-        <w:t>NetTCPConnection</w:t>
-      </w:r>
-      <w:proofErr w:type="spellEnd"/>
-      <w:r>
-        <w:t xml:space="preserve"> -</w:t>
-      </w:r>
-      <w:proofErr w:type="spellStart"/>
-      <w:r>
-        <w:t>LocalPort</w:t>
-      </w:r>
-      <w:proofErr w:type="spellEnd"/>
-      <w:r>
-        <w:t xml:space="preserve"> 8000 -</w:t>
-      </w:r>
-      <w:proofErr w:type="spellStart"/>
-      <w:r>
-        <w:t>ErrorAction</w:t>
-      </w:r>
-      <w:proofErr w:type="spellEnd"/>
-      <w:r>
-        <w:t xml:space="preserve"> </w:t>
-      </w:r>
-      <w:proofErr w:type="spellStart"/>
-      <w:r>
-        <w:t>SilentlyContinue</w:t>
-      </w:r>
-      <w:proofErr w:type="spellEnd"/>
+        <w:t>Command</w:t>
+      </w:r>
+      <w:r>
+        <w:rPr>
+          <w:b/>
+          <w:bCs/>
+        </w:rPr>
+        <w:t xml:space="preserve"> To Run in command Prompt</w:t>
+      </w:r>
     </w:p>
     <w:p>
       <w:pPr>
@@ -668,9 +69,17 @@
           <w:bottom w:val="single" w:sz="4" w:space="1" w:color="auto"/>
           <w:right w:val="single" w:sz="4" w:space="4" w:color="auto"/>
         </w:pBdr>
-      </w:pPr>
-      <w:r>
-        <w:t>if ($conns) {</w:t>
+        <w:rPr>
+          <w:b/>
+          <w:bCs/>
+        </w:rPr>
+      </w:pPr>
+      <w:r>
+        <w:rPr>
+          <w:b/>
+          <w:bCs/>
+        </w:rPr>
+        <w:t>To Start the DB:</w:t>
       </w:r>
     </w:p>
     <w:p>
@@ -681,41 +90,19 @@
           <w:bottom w:val="single" w:sz="4" w:space="1" w:color="auto"/>
           <w:right w:val="single" w:sz="4" w:space="4" w:color="auto"/>
         </w:pBdr>
-      </w:pPr>
-      <w:r>
-        <w:t xml:space="preserve">    $</w:t>
+        <w:rPr>
+          <w:b/>
+          <w:bCs/>
+        </w:rPr>
+      </w:pPr>
+      <w:r>
+        <w:t xml:space="preserve">docker compose up -d </w:t>
       </w:r>
       <w:proofErr w:type="spellStart"/>
-      <w:proofErr w:type="gramStart"/>
-      <w:r>
-        <w:t>conns.OwningProcess</w:t>
+      <w:r>
+        <w:t>db</w:t>
       </w:r>
       <w:proofErr w:type="spellEnd"/>
-      <w:proofErr w:type="gramEnd"/>
-      <w:r>
-        <w:t xml:space="preserve"> | Sort-Object -Unique | </w:t>
-      </w:r>
-      <w:proofErr w:type="spellStart"/>
-      <w:r>
-        <w:t>ForEach</w:t>
-      </w:r>
-      <w:proofErr w:type="spellEnd"/>
-      <w:r>
-        <w:t xml:space="preserve">-Object </w:t>
-      </w:r>
-      <w:proofErr w:type="gramStart"/>
-      <w:r>
-        <w:t>{ Stop</w:t>
-      </w:r>
-      <w:proofErr w:type="gramEnd"/>
-      <w:r>
-        <w:t>-Process -Id $_ -</w:t>
-      </w:r>
-      <w:proofErr w:type="gramStart"/>
-      <w:r>
-        <w:t>Force }</w:t>
-      </w:r>
-      <w:proofErr w:type="gramEnd"/>
     </w:p>
     <w:p>
       <w:pPr>
@@ -725,9 +112,17 @@
           <w:bottom w:val="single" w:sz="4" w:space="1" w:color="auto"/>
           <w:right w:val="single" w:sz="4" w:space="4" w:color="auto"/>
         </w:pBdr>
-      </w:pPr>
-      <w:r>
-        <w:t xml:space="preserve">    Write-Host "Killed it."</w:t>
+        <w:rPr>
+          <w:b/>
+          <w:bCs/>
+        </w:rPr>
+      </w:pPr>
+      <w:r>
+        <w:rPr>
+          <w:b/>
+          <w:bCs/>
+        </w:rPr>
+        <w:t>To Start the Python Backend:</w:t>
       </w:r>
     </w:p>
     <w:p>
@@ -740,7 +135,10 @@
         </w:pBdr>
       </w:pPr>
       <w:r>
-        <w:t>} else {</w:t>
+        <w:t>&gt;&gt;</w:t>
+      </w:r>
+      <w:r>
+        <w:t>cd backend</w:t>
       </w:r>
     </w:p>
     <w:p>
@@ -753,7 +151,26 @@
         </w:pBdr>
       </w:pPr>
       <w:r>
-        <w:t xml:space="preserve">    Write-Host "Nothing running on port 8000."</w:t>
+        <w:t>Backend&gt;</w:t>
+      </w:r>
+      <w:r>
+        <w:t>.\.</w:t>
+      </w:r>
+      <w:proofErr w:type="spellStart"/>
+      <w:r>
+        <w:t>venv</w:t>
+      </w:r>
+      <w:proofErr w:type="spellEnd"/>
+      <w:r>
+        <w:t xml:space="preserve">\Scripts\uvicorn.exe </w:t>
+      </w:r>
+      <w:proofErr w:type="spellStart"/>
+      <w:r>
+        <w:t>app.main:app</w:t>
+      </w:r>
+      <w:proofErr w:type="spellEnd"/>
+      <w:r>
+        <w:t xml:space="preserve"> --reload --host 127.0.0.1 --port 8000</w:t>
       </w:r>
     </w:p>
     <w:p>
@@ -764,9 +181,17 @@
           <w:bottom w:val="single" w:sz="4" w:space="1" w:color="auto"/>
           <w:right w:val="single" w:sz="4" w:space="4" w:color="auto"/>
         </w:pBdr>
-      </w:pPr>
-      <w:r>
-        <w:t>}</w:t>
+        <w:rPr>
+          <w:b/>
+          <w:bCs/>
+        </w:rPr>
+      </w:pPr>
+      <w:r>
+        <w:rPr>
+          <w:b/>
+          <w:bCs/>
+        </w:rPr>
+        <w:t>To see the API Swagger Calls:</w:t>
       </w:r>
     </w:p>
     <w:p>
@@ -777,354 +202,36 @@
           <w:bottom w:val="single" w:sz="4" w:space="1" w:color="auto"/>
           <w:right w:val="single" w:sz="4" w:space="4" w:color="auto"/>
         </w:pBdr>
-      </w:pPr>
-    </w:p>
-    <w:p>
-      <w:pPr>
-        <w:pBdr>
-          <w:top w:val="single" w:sz="4" w:space="1" w:color="auto"/>
-          <w:left w:val="single" w:sz="4" w:space="4" w:color="auto"/>
-          <w:bottom w:val="single" w:sz="4" w:space="1" w:color="auto"/>
-          <w:right w:val="single" w:sz="4" w:space="4" w:color="auto"/>
-        </w:pBdr>
-      </w:pPr>
-      <w:r>
-        <w:t xml:space="preserve">2. Start the backend via </w:t>
-      </w:r>
-      <w:proofErr w:type="spellStart"/>
-      <w:r>
-        <w:t>uv</w:t>
-      </w:r>
-      <w:proofErr w:type="spellEnd"/>
-      <w:r>
-        <w:t>:</w:t>
-      </w:r>
-    </w:p>
-    <w:p>
-      <w:pPr>
-        <w:pBdr>
-          <w:top w:val="single" w:sz="4" w:space="1" w:color="auto"/>
-          <w:left w:val="single" w:sz="4" w:space="4" w:color="auto"/>
-          <w:bottom w:val="single" w:sz="4" w:space="1" w:color="auto"/>
-          <w:right w:val="single" w:sz="4" w:space="4" w:color="auto"/>
-        </w:pBdr>
-      </w:pPr>
-      <w:r>
-        <w:t>cd "C:\Pratibha2026\ProjectsIn2026\AI Projects\</w:t>
-      </w:r>
-      <w:proofErr w:type="spellStart"/>
-      <w:r>
-        <w:t>ChatCraft</w:t>
-      </w:r>
-      <w:proofErr w:type="spellEnd"/>
-      <w:r>
-        <w:t>\backend"</w:t>
-      </w:r>
-    </w:p>
-    <w:p>
-      <w:pPr>
-        <w:pBdr>
-          <w:top w:val="single" w:sz="4" w:space="1" w:color="auto"/>
-          <w:left w:val="single" w:sz="4" w:space="4" w:color="auto"/>
-          <w:bottom w:val="single" w:sz="4" w:space="1" w:color="auto"/>
-          <w:right w:val="single" w:sz="4" w:space="4" w:color="auto"/>
-        </w:pBdr>
-      </w:pPr>
-      <w:proofErr w:type="spellStart"/>
-      <w:r>
-        <w:t>uv</w:t>
-      </w:r>
-      <w:proofErr w:type="spellEnd"/>
-      <w:r>
-        <w:t xml:space="preserve"> run </w:t>
-      </w:r>
-      <w:proofErr w:type="spellStart"/>
-      <w:r>
-        <w:t>uvicorn</w:t>
-      </w:r>
-      <w:proofErr w:type="spellEnd"/>
-      <w:r>
-        <w:t xml:space="preserve"> </w:t>
-      </w:r>
-      <w:proofErr w:type="spellStart"/>
-      <w:proofErr w:type="gramStart"/>
-      <w:r>
-        <w:t>app.main</w:t>
-      </w:r>
-      <w:proofErr w:type="gramEnd"/>
-      <w:r>
-        <w:t>:app</w:t>
-      </w:r>
-      <w:proofErr w:type="spellEnd"/>
-      <w:r>
-        <w:t xml:space="preserve"> --reload --host 127.0.0.1 --port 8000</w:t>
-      </w:r>
-    </w:p>
-    <w:p>
-      <w:pPr>
-        <w:pStyle w:val="Heading1"/>
-        <w:spacing w:before="200" w:after="100"/>
-      </w:pPr>
-      <w:r>
-        <w:t>Day</w:t>
-      </w:r>
-    </w:p>
-    <w:p>
-      <w:pPr>
-        <w:pStyle w:val="Heading1"/>
-        <w:spacing w:before="400" w:after="100"/>
-      </w:pPr>
-      <w:r>
-        <w:t xml:space="preserve">Day </w:t>
-      </w:r>
-      <w:r>
-        <w:t>2</w:t>
-      </w:r>
-      <w:r>
-        <w:t xml:space="preserve"> — </w:t>
-      </w:r>
-      <w:r>
-        <w:t>Saturday, July 25, 2026</w:t>
-      </w:r>
-    </w:p>
-    <w:p>
-      <w:pPr>
-        <w:spacing w:after="200"/>
-      </w:pPr>
-      <w:r>
         <w:rPr>
           <w:b/>
           <w:bCs/>
         </w:rPr>
-        <w:t xml:space="preserve">Focus: </w:t>
-      </w:r>
-      <w:r>
-        <w:t>[</w:t>
-      </w:r>
-      <w:r>
-        <w:t xml:space="preserve">Make the UI ready with </w:t>
-      </w:r>
-      <w:proofErr w:type="spellStart"/>
-      <w:r>
-        <w:t>funcationality</w:t>
-      </w:r>
-      <w:proofErr w:type="spellEnd"/>
-      <w:r>
-        <w:t>?]</w:t>
-      </w:r>
+      </w:pPr>
+      <w:hyperlink r:id="rId5" w:history="1">
+        <w:r>
+          <w:rPr>
+            <w:rStyle w:val="Hyperlink"/>
+          </w:rPr>
+          <w:t>http://127.0.0.1:8000</w:t>
+        </w:r>
+        <w:r>
+          <w:rPr>
+            <w:rStyle w:val="Hyperlink"/>
+          </w:rPr>
+          <w:t>/docs</w:t>
+        </w:r>
+      </w:hyperlink>
     </w:p>
     <w:p>
       <w:pPr>
         <w:pStyle w:val="Heading2"/>
         <w:spacing w:before="300" w:after="120"/>
-      </w:pPr>
-      <w:r>
-        <w:t>Today's Tasks</w:t>
-      </w:r>
-    </w:p>
-    <w:tbl>
-      <w:tblPr>
-        <w:tblW w:w="10200" w:type="dxa"/>
-        <w:tblBorders>
-          <w:top w:val="single" w:sz="4" w:space="0" w:color="auto"/>
-          <w:left w:val="single" w:sz="4" w:space="0" w:color="auto"/>
-          <w:bottom w:val="single" w:sz="4" w:space="0" w:color="auto"/>
-          <w:right w:val="single" w:sz="4" w:space="0" w:color="auto"/>
-          <w:insideH w:val="single" w:sz="4" w:space="0" w:color="auto"/>
-          <w:insideV w:val="single" w:sz="4" w:space="0" w:color="auto"/>
-        </w:tblBorders>
-        <w:tblCellMar>
-          <w:left w:w="10" w:type="dxa"/>
-          <w:right w:w="10" w:type="dxa"/>
-        </w:tblCellMar>
-        <w:tblLook w:val="0000" w:firstRow="0" w:lastRow="0" w:firstColumn="0" w:lastColumn="0" w:noHBand="0" w:noVBand="0"/>
-      </w:tblPr>
-      <w:tblGrid>
-        <w:gridCol w:w="5400"/>
-        <w:gridCol w:w="1600"/>
-        <w:gridCol w:w="3200"/>
-      </w:tblGrid>
-      <w:tr>
-        <w:trPr>
-          <w:tblHeader/>
-        </w:trPr>
-        <w:tc>
-          <w:tcPr>
-            <w:tcW w:w="5400" w:type="dxa"/>
-            <w:shd w:val="clear" w:color="auto" w:fill="1F3B57"/>
-          </w:tcPr>
-          <w:p>
-            <w:r>
-              <w:rPr>
-                <w:b/>
-                <w:bCs/>
-                <w:color w:val="FFFFFF"/>
-                <w:sz w:val="20"/>
-                <w:szCs w:val="20"/>
-              </w:rPr>
-              <w:t>Task</w:t>
-            </w:r>
-          </w:p>
-        </w:tc>
-        <w:tc>
-          <w:tcPr>
-            <w:tcW w:w="1600" w:type="dxa"/>
-            <w:shd w:val="clear" w:color="auto" w:fill="1F3B57"/>
-          </w:tcPr>
-          <w:p>
-            <w:r>
-              <w:rPr>
-                <w:b/>
-                <w:bCs/>
-                <w:color w:val="FFFFFF"/>
-                <w:sz w:val="20"/>
-                <w:szCs w:val="20"/>
-              </w:rPr>
-              <w:t>Status</w:t>
-            </w:r>
-          </w:p>
-        </w:tc>
-        <w:tc>
-          <w:tcPr>
-            <w:tcW w:w="3200" w:type="dxa"/>
-            <w:shd w:val="clear" w:color="auto" w:fill="1F3B57"/>
-          </w:tcPr>
-          <w:p>
-            <w:r>
-              <w:rPr>
-                <w:b/>
-                <w:bCs/>
-                <w:color w:val="FFFFFF"/>
-                <w:sz w:val="20"/>
-                <w:szCs w:val="20"/>
-              </w:rPr>
-              <w:t>Notes</w:t>
-            </w:r>
-          </w:p>
-        </w:tc>
-      </w:tr>
-      <w:tr>
-        <w:tc>
-          <w:tcPr>
-            <w:tcW w:w="5400" w:type="dxa"/>
-          </w:tcPr>
-          <w:p>
-            <w:r>
-              <w:rPr>
-                <w:sz w:val="20"/>
-                <w:szCs w:val="20"/>
-              </w:rPr>
-              <w:t>[Task 1]</w:t>
-            </w:r>
-          </w:p>
-        </w:tc>
-        <w:tc>
-          <w:tcPr>
-            <w:tcW w:w="1600" w:type="dxa"/>
-          </w:tcPr>
-          <w:p>
-            <w:r>
-              <w:rPr>
-                <w:sz w:val="20"/>
-                <w:szCs w:val="20"/>
-              </w:rPr>
-              <w:t>☐ Not started</w:t>
-            </w:r>
-          </w:p>
-        </w:tc>
-        <w:tc>
-          <w:tcPr>
-            <w:tcW w:w="3200" w:type="dxa"/>
-          </w:tcPr>
-          <w:p/>
-        </w:tc>
-      </w:tr>
-      <w:tr>
-        <w:tc>
-          <w:tcPr>
-            <w:tcW w:w="5400" w:type="dxa"/>
-            <w:shd w:val="clear" w:color="auto" w:fill="EAF1F6"/>
-          </w:tcPr>
-          <w:p>
-            <w:r>
-              <w:rPr>
-                <w:sz w:val="20"/>
-                <w:szCs w:val="20"/>
-              </w:rPr>
-              <w:t>[Task 2]</w:t>
-            </w:r>
-          </w:p>
-        </w:tc>
-        <w:tc>
-          <w:tcPr>
-            <w:tcW w:w="1600" w:type="dxa"/>
-            <w:shd w:val="clear" w:color="auto" w:fill="EAF1F6"/>
-          </w:tcPr>
-          <w:p>
-            <w:r>
-              <w:rPr>
-                <w:sz w:val="20"/>
-                <w:szCs w:val="20"/>
-              </w:rPr>
-              <w:t>☐ Not started</w:t>
-            </w:r>
-          </w:p>
-        </w:tc>
-        <w:tc>
-          <w:tcPr>
-            <w:tcW w:w="3200" w:type="dxa"/>
-            <w:shd w:val="clear" w:color="auto" w:fill="EAF1F6"/>
-          </w:tcPr>
-          <w:p/>
-        </w:tc>
-      </w:tr>
-      <w:tr>
-        <w:tc>
-          <w:tcPr>
-            <w:tcW w:w="5400" w:type="dxa"/>
-          </w:tcPr>
-          <w:p>
-            <w:r>
-              <w:rPr>
-                <w:sz w:val="20"/>
-                <w:szCs w:val="20"/>
-              </w:rPr>
-              <w:t>[Task 3]</w:t>
-            </w:r>
-          </w:p>
-        </w:tc>
-        <w:tc>
-          <w:tcPr>
-            <w:tcW w:w="1600" w:type="dxa"/>
-          </w:tcPr>
-          <w:p>
-            <w:r>
-              <w:rPr>
-                <w:sz w:val="20"/>
-                <w:szCs w:val="20"/>
-              </w:rPr>
-              <w:t>☐ Not started</w:t>
-            </w:r>
-          </w:p>
-        </w:tc>
-        <w:tc>
-          <w:tcPr>
-            <w:tcW w:w="3200" w:type="dxa"/>
-          </w:tcPr>
-          <w:p/>
-        </w:tc>
-      </w:tr>
-    </w:tbl>
-    <w:p>
-      <w:pPr>
-        <w:pBdr>
-          <w:bottom w:val="single" w:sz="4" w:space="1" w:color="CCCCCC"/>
-        </w:pBdr>
-        <w:spacing w:after="200"/>
-      </w:pPr>
-      <w:r>
-        <w:t xml:space="preserve"> </w:t>
-      </w:r>
+        <w:rPr>
+          <w:b w:val="0"/>
+          <w:bCs w:val="0"/>
+          <w:color w:val="auto"/>
+        </w:rPr>
+      </w:pPr>
     </w:p>
     <w:p>
       <w:pPr>
@@ -1191,172 +298,18 @@
       <w:pPr>
         <w:ind w:left="360"/>
       </w:pPr>
-      <w:r>
-        <w:t>Business name: Sunrise Wellness Clinic</w:t>
-      </w:r>
     </w:p>
     <w:p>
       <w:pPr>
         <w:ind w:left="360"/>
       </w:pPr>
-      <w:r>
-        <w:lastRenderedPageBreak/>
-        <w:t>Business slug: sunrise-wellness-clinic</w:t>
-      </w:r>
     </w:p>
     <w:p>
       <w:pPr>
         <w:ind w:left="360"/>
       </w:pPr>
       <w:r>
-        <w:t>Industry: clinic</w:t>
-      </w:r>
-    </w:p>
-    <w:p>
-      <w:pPr>
-        <w:ind w:left="360"/>
-      </w:pPr>
-      <w:r>
-        <w:t>Your name: Arjun Mehta</w:t>
-      </w:r>
-    </w:p>
-    <w:p>
-      <w:pPr>
-        <w:ind w:left="360"/>
-      </w:pPr>
-      <w:r>
-        <w:t>Email: arjun@sunrisewellness.com</w:t>
-      </w:r>
-    </w:p>
-    <w:p>
-      <w:pPr>
-        <w:ind w:left="360"/>
-      </w:pPr>
-      <w:r>
-        <w:t>Password: TestPass123!</w:t>
-      </w:r>
-    </w:p>
-    <w:p>
-      <w:pPr>
-        <w:ind w:left="360"/>
-      </w:pPr>
-    </w:p>
-    <w:p>
-      <w:pPr>
-        <w:ind w:left="360"/>
-      </w:pPr>
-    </w:p>
-    <w:p>
-      <w:pPr>
-        <w:ind w:left="360"/>
-      </w:pPr>
-      <w:r>
-        <w:t>Hi! How can I help you today?</w:t>
-      </w:r>
-    </w:p>
-    <w:p>
-      <w:pPr>
-        <w:ind w:left="360"/>
-      </w:pPr>
-    </w:p>
-    <w:p>
-      <w:pPr>
-        <w:ind w:left="360"/>
-      </w:pPr>
-      <w:r>
-        <w:t>I'm not sure about that. Would you like to speak with our team?</w:t>
-      </w:r>
-    </w:p>
-    <w:p>
-      <w:pPr>
-        <w:ind w:left="360"/>
-      </w:pPr>
-    </w:p>
-    <w:p>
-      <w:pPr>
-        <w:ind w:left="360"/>
-      </w:pPr>
-      <w:r>
-        <w:drawing>
-          <wp:inline distT="0" distB="0" distL="0" distR="0" wp14:anchorId="0569A498" wp14:editId="40DC0D7F">
-            <wp:extent cx="1759040" cy="2521080"/>
-            <wp:effectExtent l="0" t="0" r="0" b="0"/>
-            <wp:docPr id="997142004" name="Picture 1"/>
-            <wp:cNvGraphicFramePr>
-              <a:graphicFrameLocks xmlns:a="http://schemas.openxmlformats.org/drawingml/2006/main" noChangeAspect="1"/>
-            </wp:cNvGraphicFramePr>
-            <a:graphic xmlns:a="http://schemas.openxmlformats.org/drawingml/2006/main">
-              <a:graphicData uri="http://schemas.openxmlformats.org/drawingml/2006/picture">
-                <pic:pic xmlns:pic="http://schemas.openxmlformats.org/drawingml/2006/picture">
-                  <pic:nvPicPr>
-                    <pic:cNvPr id="997142004" name=""/>
-                    <pic:cNvPicPr/>
-                  </pic:nvPicPr>
-                  <pic:blipFill>
-                    <a:blip r:embed="rId5"/>
-                    <a:stretch>
-                      <a:fillRect/>
-                    </a:stretch>
-                  </pic:blipFill>
-                  <pic:spPr>
-                    <a:xfrm>
-                      <a:off x="0" y="0"/>
-                      <a:ext cx="1759040" cy="2521080"/>
-                    </a:xfrm>
-                    <a:prstGeom prst="rect">
-                      <a:avLst/>
-                    </a:prstGeom>
-                  </pic:spPr>
-                </pic:pic>
-              </a:graphicData>
-            </a:graphic>
-          </wp:inline>
-        </w:drawing>
-      </w:r>
-    </w:p>
-    <w:p>
-      <w:pPr>
-        <w:ind w:left="360"/>
-      </w:pPr>
-      <w:r>
         <w:t xml:space="preserve">                                              </w:t>
-      </w:r>
-      <w:r>
-        <w:drawing>
-          <wp:inline distT="0" distB="0" distL="0" distR="0" wp14:anchorId="7C6AA0A8" wp14:editId="21A23EB3">
-            <wp:extent cx="323867" cy="342918"/>
-            <wp:effectExtent l="0" t="0" r="0" b="0"/>
-            <wp:docPr id="1402173745" name="Picture 1"/>
-            <wp:cNvGraphicFramePr>
-              <a:graphicFrameLocks xmlns:a="http://schemas.openxmlformats.org/drawingml/2006/main" noChangeAspect="1"/>
-            </wp:cNvGraphicFramePr>
-            <a:graphic xmlns:a="http://schemas.openxmlformats.org/drawingml/2006/main">
-              <a:graphicData uri="http://schemas.openxmlformats.org/drawingml/2006/picture">
-                <pic:pic xmlns:pic="http://schemas.openxmlformats.org/drawingml/2006/picture">
-                  <pic:nvPicPr>
-                    <pic:cNvPr id="1402173745" name=""/>
-                    <pic:cNvPicPr/>
-                  </pic:nvPicPr>
-                  <pic:blipFill>
-                    <a:blip r:embed="rId6"/>
-                    <a:stretch>
-                      <a:fillRect/>
-                    </a:stretch>
-                  </pic:blipFill>
-                  <pic:spPr>
-                    <a:xfrm>
-                      <a:off x="0" y="0"/>
-                      <a:ext cx="323867" cy="342918"/>
-                    </a:xfrm>
-                    <a:prstGeom prst="rect">
-                      <a:avLst/>
-                    </a:prstGeom>
-                  </pic:spPr>
-                </pic:pic>
-              </a:graphicData>
-            </a:graphic>
-          </wp:inline>
-        </w:drawing>
       </w:r>
     </w:p>
     <w:p>
@@ -2239,6 +1192,18 @@
       <w:szCs w:val="20"/>
     </w:rPr>
   </w:style>
+  <w:style w:type="character" w:styleId="UnresolvedMention">
+    <w:name w:val="Unresolved Mention"/>
+    <w:basedOn w:val="DefaultParagraphFont"/>
+    <w:uiPriority w:val="99"/>
+    <w:semiHidden/>
+    <w:unhideWhenUsed/>
+    <w:rsid w:val="00386C2C"/>
+    <w:rPr>
+      <w:color w:val="605E5C"/>
+      <w:shd w:val="clear" w:color="auto" w:fill="E1DFDD"/>
+    </w:rPr>
+  </w:style>
 </w:styles>
 </file>
 

--- a/files/AgentNexus_Dev_Log.docx
+++ b/files/AgentNexus_Dev_Log.docx
@@ -165,8 +165,13 @@
         <w:t xml:space="preserve">\Scripts\uvicorn.exe </w:t>
       </w:r>
       <w:proofErr w:type="spellStart"/>
-      <w:r>
-        <w:t>app.main:app</w:t>
+      <w:proofErr w:type="gramStart"/>
+      <w:r>
+        <w:t>app.main</w:t>
+      </w:r>
+      <w:proofErr w:type="gramEnd"/>
+      <w:r>
+        <w:t>:app</w:t>
       </w:r>
       <w:proofErr w:type="spellEnd"/>
       <w:r>
@@ -225,6 +230,12 @@
     <w:p>
       <w:pPr>
         <w:pStyle w:val="Heading2"/>
+        <w:pBdr>
+          <w:top w:val="single" w:sz="4" w:space="1" w:color="auto"/>
+          <w:left w:val="single" w:sz="4" w:space="4" w:color="auto"/>
+          <w:bottom w:val="single" w:sz="4" w:space="1" w:color="auto"/>
+          <w:right w:val="single" w:sz="4" w:space="4" w:color="auto"/>
+        </w:pBdr>
         <w:spacing w:before="300" w:after="120"/>
         <w:rPr>
           <w:b w:val="0"/>
@@ -240,6 +251,85 @@
         </w:pBdr>
         <w:spacing w:after="200"/>
       </w:pPr>
+    </w:p>
+    <w:p>
+      <w:pPr>
+        <w:pBdr>
+          <w:top w:val="single" w:sz="4" w:space="1" w:color="auto"/>
+          <w:left w:val="single" w:sz="4" w:space="4" w:color="auto"/>
+          <w:bottom w:val="single" w:sz="4" w:space="1" w:color="auto"/>
+          <w:right w:val="single" w:sz="4" w:space="4" w:color="auto"/>
+        </w:pBdr>
+        <w:spacing w:after="200"/>
+        <w:rPr>
+          <w:b/>
+          <w:bCs/>
+        </w:rPr>
+      </w:pPr>
+      <w:r>
+        <w:rPr>
+          <w:b/>
+          <w:bCs/>
+        </w:rPr>
+        <w:t>To Run the Analysis Dashboard for business:</w:t>
+      </w:r>
+    </w:p>
+    <w:p>
+      <w:pPr>
+        <w:pBdr>
+          <w:top w:val="single" w:sz="4" w:space="1" w:color="auto"/>
+          <w:left w:val="single" w:sz="4" w:space="4" w:color="auto"/>
+          <w:bottom w:val="single" w:sz="4" w:space="1" w:color="auto"/>
+          <w:right w:val="single" w:sz="4" w:space="4" w:color="auto"/>
+        </w:pBdr>
+        <w:spacing w:after="200"/>
+      </w:pPr>
+      <w:r>
+        <w:t>C:\Pratibha2026\AgentNexus\frontend&gt;npm run dev</w:t>
+      </w:r>
+    </w:p>
+    <w:p>
+      <w:pPr>
+        <w:pBdr>
+          <w:top w:val="single" w:sz="4" w:space="1" w:color="auto"/>
+          <w:left w:val="single" w:sz="4" w:space="4" w:color="auto"/>
+          <w:bottom w:val="single" w:sz="4" w:space="1" w:color="auto"/>
+          <w:right w:val="single" w:sz="4" w:space="4" w:color="auto"/>
+        </w:pBdr>
+        <w:spacing w:after="200"/>
+      </w:pPr>
+      <w:hyperlink r:id="rId6" w:history="1">
+        <w:r>
+          <w:rPr>
+            <w:rStyle w:val="Hyperlink"/>
+          </w:rPr>
+          <w:t>http://localhost:5173/</w:t>
+        </w:r>
+      </w:hyperlink>
+    </w:p>
+    <w:p>
+      <w:pPr>
+        <w:pBdr>
+          <w:bottom w:val="single" w:sz="4" w:space="1" w:color="CCCCCC"/>
+        </w:pBdr>
+        <w:spacing w:after="200"/>
+      </w:pPr>
+    </w:p>
+    <w:p>
+      <w:pPr>
+        <w:pBdr>
+          <w:bottom w:val="single" w:sz="4" w:space="1" w:color="CCCCCC"/>
+        </w:pBdr>
+        <w:spacing w:after="200"/>
+      </w:pPr>
+    </w:p>
+    <w:p>
+      <w:pPr>
+        <w:pBdr>
+          <w:bottom w:val="single" w:sz="4" w:space="1" w:color="CCCCCC"/>
+        </w:pBdr>
+        <w:spacing w:after="200"/>
+      </w:pPr>
       <w:r>
         <w:t>Test login details</w:t>
       </w:r>
@@ -311,6 +401,284 @@
       <w:r>
         <w:t xml:space="preserve">                                              </w:t>
       </w:r>
+    </w:p>
+    <w:p>
+      <w:pPr>
+        <w:ind w:left="360"/>
+      </w:pPr>
+    </w:p>
+    <w:p>
+      <w:pPr>
+        <w:ind w:left="360"/>
+      </w:pPr>
+    </w:p>
+    <w:p>
+      <w:pPr>
+        <w:ind w:left="360"/>
+      </w:pPr>
+    </w:p>
+    <w:p>
+      <w:pPr>
+        <w:ind w:left="360"/>
+      </w:pPr>
+    </w:p>
+    <w:p>
+      <w:pPr>
+        <w:ind w:left="360"/>
+      </w:pPr>
+    </w:p>
+    <w:p>
+      <w:pPr>
+        <w:ind w:left="360"/>
+      </w:pPr>
+    </w:p>
+    <w:p>
+      <w:pPr>
+        <w:ind w:left="360"/>
+      </w:pPr>
+    </w:p>
+    <w:p>
+      <w:pPr>
+        <w:ind w:left="360"/>
+      </w:pPr>
+    </w:p>
+    <w:p>
+      <w:pPr>
+        <w:ind w:left="360"/>
+      </w:pPr>
+    </w:p>
+    <w:p>
+      <w:pPr>
+        <w:ind w:left="360"/>
+      </w:pPr>
+    </w:p>
+    <w:p>
+      <w:pPr>
+        <w:ind w:left="360"/>
+      </w:pPr>
+    </w:p>
+    <w:p>
+      <w:pPr>
+        <w:ind w:left="360"/>
+      </w:pPr>
+      <w:r>
+        <w:lastRenderedPageBreak/>
+        <w:t>Deployment Process:</w:t>
+      </w:r>
+    </w:p>
+    <w:p>
+      <w:pPr>
+        <w:ind w:left="360"/>
+      </w:pPr>
+    </w:p>
+    <w:p>
+      <w:pPr>
+        <w:ind w:left="360"/>
+      </w:pPr>
+      <w:r>
+        <w:t>The below is for Promotion Website</w:t>
+      </w:r>
+    </w:p>
+    <w:p>
+      <w:pPr>
+        <w:ind w:left="360"/>
+      </w:pPr>
+      <w:r>
+        <w:t>Access your website at</w:t>
+      </w:r>
+      <w:r>
+        <w:t xml:space="preserve"> </w:t>
+      </w:r>
+      <w:hyperlink r:id="rId7" w:history="1">
+        <w:r>
+          <w:rPr>
+            <w:rStyle w:val="Hyperlink"/>
+          </w:rPr>
+          <w:t>https://agentnexus.tech</w:t>
+        </w:r>
+      </w:hyperlink>
+    </w:p>
+    <w:p>
+      <w:pPr>
+        <w:ind w:left="360"/>
+      </w:pPr>
+      <w:r>
+        <w:t>Access your website with www</w:t>
+      </w:r>
+      <w:r>
+        <w:t xml:space="preserve"> </w:t>
+      </w:r>
+      <w:hyperlink r:id="rId8" w:history="1">
+        <w:r>
+          <w:rPr>
+            <w:rStyle w:val="Hyperlink"/>
+          </w:rPr>
+          <w:t>https://www.agentnexus.tech</w:t>
+        </w:r>
+      </w:hyperlink>
+    </w:p>
+    <w:p>
+      <w:pPr>
+        <w:ind w:left="360"/>
+      </w:pPr>
+    </w:p>
+    <w:p>
+      <w:pPr>
+        <w:ind w:left="360"/>
+      </w:pPr>
+    </w:p>
+    <w:p>
+      <w:pPr>
+        <w:ind w:left="360"/>
+      </w:pPr>
+      <w:r>
+        <w:t xml:space="preserve">The below is for </w:t>
+      </w:r>
+      <w:r>
+        <w:t>Dashboard Analysis</w:t>
+      </w:r>
+      <w:r>
+        <w:t xml:space="preserve"> Website</w:t>
+      </w:r>
+    </w:p>
+    <w:p>
+      <w:pPr>
+        <w:ind w:left="360"/>
+      </w:pPr>
+      <w:r>
+        <w:t>Access your website at</w:t>
+      </w:r>
+      <w:r>
+        <w:t xml:space="preserve"> </w:t>
+      </w:r>
+      <w:hyperlink r:id="rId9" w:history="1">
+        <w:r>
+          <w:rPr>
+            <w:rStyle w:val="Hyperlink"/>
+          </w:rPr>
+          <w:t>https://</w:t>
+        </w:r>
+        <w:r>
+          <w:rPr>
+            <w:rStyle w:val="Hyperlink"/>
+          </w:rPr>
+          <w:t>app.</w:t>
+        </w:r>
+        <w:r>
+          <w:rPr>
+            <w:rStyle w:val="Hyperlink"/>
+          </w:rPr>
+          <w:t>agentnexus.tech</w:t>
+        </w:r>
+      </w:hyperlink>
+    </w:p>
+    <w:p>
+      <w:pPr>
+        <w:ind w:left="360"/>
+      </w:pPr>
+      <w:r>
+        <w:t>Access your website with www</w:t>
+      </w:r>
+      <w:r>
+        <w:t xml:space="preserve"> </w:t>
+      </w:r>
+      <w:hyperlink r:id="rId10" w:history="1">
+        <w:r>
+          <w:rPr>
+            <w:rStyle w:val="Hyperlink"/>
+          </w:rPr>
+          <w:t>https://www.</w:t>
+        </w:r>
+        <w:r>
+          <w:rPr>
+            <w:rStyle w:val="Hyperlink"/>
+          </w:rPr>
+          <w:t>app.</w:t>
+        </w:r>
+        <w:r>
+          <w:rPr>
+            <w:rStyle w:val="Hyperlink"/>
+          </w:rPr>
+          <w:t>agentnexus.tech</w:t>
+        </w:r>
+      </w:hyperlink>
+    </w:p>
+    <w:p>
+      <w:pPr>
+        <w:ind w:left="360"/>
+      </w:pPr>
+    </w:p>
+    <w:p>
+      <w:pPr>
+        <w:ind w:left="360"/>
+      </w:pPr>
+    </w:p>
+    <w:p>
+      <w:pPr>
+        <w:ind w:left="360"/>
+      </w:pPr>
+      <w:r>
+        <w:t>The below is for Dashboard Analysis Website</w:t>
+      </w:r>
+    </w:p>
+    <w:p>
+      <w:pPr>
+        <w:ind w:left="360"/>
+      </w:pPr>
+      <w:r>
+        <w:t>Access your website at</w:t>
+      </w:r>
+      <w:r>
+        <w:t xml:space="preserve"> </w:t>
+      </w:r>
+      <w:hyperlink r:id="rId11" w:history="1">
+        <w:r>
+          <w:rPr>
+            <w:rStyle w:val="Hyperlink"/>
+          </w:rPr>
+          <w:t>https://agentnexus.tech</w:t>
+        </w:r>
+      </w:hyperlink>
+      <w:r>
+        <w:t>/app</w:t>
+      </w:r>
+    </w:p>
+    <w:p>
+      <w:pPr>
+        <w:ind w:left="360"/>
+      </w:pPr>
+      <w:r>
+        <w:t>Access your website with www</w:t>
+      </w:r>
+      <w:r>
+        <w:t xml:space="preserve"> </w:t>
+      </w:r>
+      <w:hyperlink r:id="rId12" w:history="1">
+        <w:r>
+          <w:rPr>
+            <w:rStyle w:val="Hyperlink"/>
+          </w:rPr>
+          <w:t>https://www.agentnexus.tech</w:t>
+        </w:r>
+      </w:hyperlink>
+      <w:r>
+        <w:t>/app</w:t>
+      </w:r>
+    </w:p>
+    <w:p>
+      <w:pPr>
+        <w:ind w:left="360"/>
+      </w:pPr>
+    </w:p>
+    <w:p>
+      <w:pPr>
+        <w:ind w:left="360"/>
+      </w:pPr>
+    </w:p>
+    <w:p>
+      <w:pPr>
+        <w:ind w:left="360"/>
+      </w:pPr>
     </w:p>
     <w:p>
       <w:pPr>
@@ -980,6 +1348,7 @@
   <w:style w:type="paragraph" w:default="1" w:styleId="Normal">
     <w:name w:val="Normal"/>
     <w:qFormat/>
+    <w:rsid w:val="00E13F7C"/>
   </w:style>
   <w:style w:type="paragraph" w:styleId="Heading1">
     <w:name w:val="heading 1"/>
@@ -1076,7 +1445,6 @@
   <w:style w:type="character" w:default="1" w:styleId="DefaultParagraphFont">
     <w:name w:val="Default Paragraph Font"/>
     <w:uiPriority w:val="1"/>
-    <w:semiHidden/>
     <w:unhideWhenUsed/>
   </w:style>
   <w:style w:type="table" w:default="1" w:styleId="TableNormal">
